--- a/06_可直接打开的Word版/04_SPSS操作__06_手录练习数据.docx
+++ b/06_可直接打开的Word版/04_SPSS操作__06_手录练习数据.docx
@@ -3,11 +3,11 @@
 <w:document xmlns:wpc="http://schemas.microsoft.com/office/word/2010/wordprocessingCanvas" xmlns:mo="http://schemas.microsoft.com/office/mac/office/2008/main" xmlns:mc="http://schemas.openxmlformats.org/markup-compatibility/2006" xmlns:mv="urn:schemas-microsoft-com:mac:vml" xmlns:o="urn:schemas-microsoft-com:office:office" xmlns:r="http://schemas.openxmlformats.org/officeDocument/2006/relationships" xmlns:m="http://schemas.openxmlformats.org/officeDocument/2006/math" xmlns:v="urn:schemas-microsoft-com:vml" xmlns:wp14="http://schemas.microsoft.com/office/word/2010/wordprocessingDrawing" xmlns:wp="http://schemas.openxmlformats.org/drawingml/2006/wordprocessingDrawing" xmlns:w10="urn:schemas-microsoft-com:office:word" xmlns:w="http://schemas.openxmlformats.org/wordprocessingml/2006/main" xmlns:w14="http://schemas.microsoft.com/office/word/2010/wordml" xmlns:wpg="http://schemas.microsoft.com/office/word/2010/wordprocessingGroup" xmlns:wpi="http://schemas.microsoft.com/office/word/2010/wordprocessingInk" xmlns:wne="http://schemas.microsoft.com/office/word/2006/wordml" xmlns:wps="http://schemas.microsoft.com/office/word/2010/wordprocessingShape" mc:Ignorable="w14 wp14">
   <w:body>
     <w:p>
-      <w:pPr>
-        <w:pStyle w:val="Heading1"/>
-      </w:pPr>
       <w:r>
-        <w:t>SPSS手录练习数据</w:t>
+        <w:rPr>
+          <w:rFonts w:ascii="Microsoft YaHei" w:hAnsi="Microsoft YaHei" w:eastAsia="Microsoft YaHei"/>
+        </w:rPr>
+        <w:t>﻿# SPSS手录练习数据</w:t>
       </w:r>
     </w:p>
     <w:p/>
@@ -15,7 +15,6 @@
       <w:r>
         <w:rPr>
           <w:rFonts w:ascii="Microsoft YaHei" w:hAnsi="Microsoft YaHei" w:eastAsia="Microsoft YaHei"/>
-          <w:sz w:val="22"/>
         </w:rPr>
         <w:t>如果课程网站资料暂时下不下来，用下面的小数据先练菜单。录入时一行一个人，一列一个变量。</w:t>
       </w:r>
@@ -34,7 +33,6 @@
       <w:r>
         <w:rPr>
           <w:rFonts w:ascii="Microsoft YaHei" w:hAnsi="Microsoft YaHei" w:eastAsia="Microsoft YaHei"/>
-          <w:sz w:val="22"/>
         </w:rPr>
         <w:t>变量：</w:t>
       </w:r>
@@ -47,7 +45,6 @@
       <w:r>
         <w:rPr>
           <w:rFonts w:ascii="Microsoft YaHei" w:hAnsi="Microsoft YaHei" w:eastAsia="Microsoft YaHei"/>
-          <w:sz w:val="22"/>
         </w:rPr>
         <w:t>group：1=治疗组，2=对照组</w:t>
       </w:r>
@@ -59,7 +56,6 @@
       <w:r>
         <w:rPr>
           <w:rFonts w:ascii="Microsoft YaHei" w:hAnsi="Microsoft YaHei" w:eastAsia="Microsoft YaHei"/>
-          <w:sz w:val="22"/>
         </w:rPr>
         <w:t>bp：血压下降值</w:t>
       </w:r>
@@ -69,126 +65,104 @@
       <w:r>
         <w:rPr>
           <w:rFonts w:ascii="Microsoft YaHei" w:hAnsi="Microsoft YaHei" w:eastAsia="Microsoft YaHei"/>
-          <w:sz w:val="22"/>
         </w:rPr>
-        <w:t>| group | bp |</w:t>
+        <w:t>group | bp</w:t>
       </w:r>
     </w:p>
     <w:p>
       <w:r>
         <w:rPr>
           <w:rFonts w:ascii="Microsoft YaHei" w:hAnsi="Microsoft YaHei" w:eastAsia="Microsoft YaHei"/>
-          <w:sz w:val="22"/>
         </w:rPr>
-        <w:t>|---:|---:|</w:t>
+        <w:t>1 | 12</w:t>
       </w:r>
     </w:p>
     <w:p>
       <w:r>
         <w:rPr>
           <w:rFonts w:ascii="Microsoft YaHei" w:hAnsi="Microsoft YaHei" w:eastAsia="Microsoft YaHei"/>
-          <w:sz w:val="22"/>
         </w:rPr>
-        <w:t>| 1 | 12 |</w:t>
+        <w:t>1 | 15</w:t>
       </w:r>
     </w:p>
     <w:p>
       <w:r>
         <w:rPr>
           <w:rFonts w:ascii="Microsoft YaHei" w:hAnsi="Microsoft YaHei" w:eastAsia="Microsoft YaHei"/>
-          <w:sz w:val="22"/>
         </w:rPr>
-        <w:t>| 1 | 15 |</w:t>
+        <w:t>1 | 13</w:t>
       </w:r>
     </w:p>
     <w:p>
       <w:r>
         <w:rPr>
           <w:rFonts w:ascii="Microsoft YaHei" w:hAnsi="Microsoft YaHei" w:eastAsia="Microsoft YaHei"/>
-          <w:sz w:val="22"/>
         </w:rPr>
-        <w:t>| 1 | 13 |</w:t>
+        <w:t>1 | 18</w:t>
       </w:r>
     </w:p>
     <w:p>
       <w:r>
         <w:rPr>
           <w:rFonts w:ascii="Microsoft YaHei" w:hAnsi="Microsoft YaHei" w:eastAsia="Microsoft YaHei"/>
-          <w:sz w:val="22"/>
         </w:rPr>
-        <w:t>| 1 | 18 |</w:t>
+        <w:t>1 | 16</w:t>
       </w:r>
     </w:p>
     <w:p>
       <w:r>
         <w:rPr>
           <w:rFonts w:ascii="Microsoft YaHei" w:hAnsi="Microsoft YaHei" w:eastAsia="Microsoft YaHei"/>
-          <w:sz w:val="22"/>
         </w:rPr>
-        <w:t>| 1 | 16 |</w:t>
+        <w:t>1 | 14</w:t>
       </w:r>
     </w:p>
     <w:p>
       <w:r>
         <w:rPr>
           <w:rFonts w:ascii="Microsoft YaHei" w:hAnsi="Microsoft YaHei" w:eastAsia="Microsoft YaHei"/>
-          <w:sz w:val="22"/>
         </w:rPr>
-        <w:t>| 1 | 14 |</w:t>
+        <w:t>2 | 8</w:t>
       </w:r>
     </w:p>
     <w:p>
       <w:r>
         <w:rPr>
           <w:rFonts w:ascii="Microsoft YaHei" w:hAnsi="Microsoft YaHei" w:eastAsia="Microsoft YaHei"/>
-          <w:sz w:val="22"/>
         </w:rPr>
-        <w:t>| 2 | 8 |</w:t>
+        <w:t>2 | 10</w:t>
       </w:r>
     </w:p>
     <w:p>
       <w:r>
         <w:rPr>
           <w:rFonts w:ascii="Microsoft YaHei" w:hAnsi="Microsoft YaHei" w:eastAsia="Microsoft YaHei"/>
-          <w:sz w:val="22"/>
         </w:rPr>
-        <w:t>| 2 | 10 |</w:t>
+        <w:t>2 | 9</w:t>
       </w:r>
     </w:p>
     <w:p>
       <w:r>
         <w:rPr>
           <w:rFonts w:ascii="Microsoft YaHei" w:hAnsi="Microsoft YaHei" w:eastAsia="Microsoft YaHei"/>
-          <w:sz w:val="22"/>
         </w:rPr>
-        <w:t>| 2 | 9 |</w:t>
+        <w:t>2 | 11</w:t>
       </w:r>
     </w:p>
     <w:p>
       <w:r>
         <w:rPr>
           <w:rFonts w:ascii="Microsoft YaHei" w:hAnsi="Microsoft YaHei" w:eastAsia="Microsoft YaHei"/>
-          <w:sz w:val="22"/>
         </w:rPr>
-        <w:t>| 2 | 11 |</w:t>
+        <w:t>2 | 7</w:t>
       </w:r>
     </w:p>
     <w:p>
       <w:r>
         <w:rPr>
           <w:rFonts w:ascii="Microsoft YaHei" w:hAnsi="Microsoft YaHei" w:eastAsia="Microsoft YaHei"/>
-          <w:sz w:val="22"/>
         </w:rPr>
-        <w:t>| 2 | 7 |</w:t>
-      </w:r>
-    </w:p>
-    <w:p>
-      <w:r>
-        <w:rPr>
-          <w:rFonts w:ascii="Microsoft YaHei" w:hAnsi="Microsoft YaHei" w:eastAsia="Microsoft YaHei"/>
-          <w:sz w:val="22"/>
-        </w:rPr>
-        <w:t>| 2 | 10 |</w:t>
+        <w:t>2 | 10</w:t>
       </w:r>
     </w:p>
     <w:p/>
@@ -196,7 +170,6 @@
       <w:r>
         <w:rPr>
           <w:rFonts w:ascii="Microsoft YaHei" w:hAnsi="Microsoft YaHei" w:eastAsia="Microsoft YaHei"/>
-          <w:sz w:val="22"/>
         </w:rPr>
         <w:t>练习：Analyze &gt; Compare Means &gt; Independent-Samples T Test。</w:t>
       </w:r>
@@ -215,7 +188,6 @@
       <w:r>
         <w:rPr>
           <w:rFonts w:ascii="Microsoft YaHei" w:hAnsi="Microsoft YaHei" w:eastAsia="Microsoft YaHei"/>
-          <w:sz w:val="22"/>
         </w:rPr>
         <w:t>变量：</w:t>
       </w:r>
@@ -228,7 +200,6 @@
       <w:r>
         <w:rPr>
           <w:rFonts w:ascii="Microsoft YaHei" w:hAnsi="Microsoft YaHei" w:eastAsia="Microsoft YaHei"/>
-          <w:sz w:val="22"/>
         </w:rPr>
         <w:t>before：治疗前指标</w:t>
       </w:r>
@@ -240,7 +211,6 @@
       <w:r>
         <w:rPr>
           <w:rFonts w:ascii="Microsoft YaHei" w:hAnsi="Microsoft YaHei" w:eastAsia="Microsoft YaHei"/>
-          <w:sz w:val="22"/>
         </w:rPr>
         <w:t>after：治疗后指标</w:t>
       </w:r>
@@ -250,72 +220,56 @@
       <w:r>
         <w:rPr>
           <w:rFonts w:ascii="Microsoft YaHei" w:hAnsi="Microsoft YaHei" w:eastAsia="Microsoft YaHei"/>
-          <w:sz w:val="22"/>
         </w:rPr>
-        <w:t>| before | after |</w:t>
+        <w:t>before | after</w:t>
       </w:r>
     </w:p>
     <w:p>
       <w:r>
         <w:rPr>
           <w:rFonts w:ascii="Microsoft YaHei" w:hAnsi="Microsoft YaHei" w:eastAsia="Microsoft YaHei"/>
-          <w:sz w:val="22"/>
         </w:rPr>
-        <w:t>|---:|---:|</w:t>
+        <w:t>150 | 138</w:t>
       </w:r>
     </w:p>
     <w:p>
       <w:r>
         <w:rPr>
           <w:rFonts w:ascii="Microsoft YaHei" w:hAnsi="Microsoft YaHei" w:eastAsia="Microsoft YaHei"/>
-          <w:sz w:val="22"/>
         </w:rPr>
-        <w:t>| 150 | 138 |</w:t>
+        <w:t>146 | 140</w:t>
       </w:r>
     </w:p>
     <w:p>
       <w:r>
         <w:rPr>
           <w:rFonts w:ascii="Microsoft YaHei" w:hAnsi="Microsoft YaHei" w:eastAsia="Microsoft YaHei"/>
-          <w:sz w:val="22"/>
         </w:rPr>
-        <w:t>| 146 | 140 |</w:t>
+        <w:t>158 | 145</w:t>
       </w:r>
     </w:p>
     <w:p>
       <w:r>
         <w:rPr>
           <w:rFonts w:ascii="Microsoft YaHei" w:hAnsi="Microsoft YaHei" w:eastAsia="Microsoft YaHei"/>
-          <w:sz w:val="22"/>
         </w:rPr>
-        <w:t>| 158 | 145 |</w:t>
+        <w:t>162 | 150</w:t>
       </w:r>
     </w:p>
     <w:p>
       <w:r>
         <w:rPr>
           <w:rFonts w:ascii="Microsoft YaHei" w:hAnsi="Microsoft YaHei" w:eastAsia="Microsoft YaHei"/>
-          <w:sz w:val="22"/>
         </w:rPr>
-        <w:t>| 162 | 150 |</w:t>
+        <w:t>155 | 148</w:t>
       </w:r>
     </w:p>
     <w:p>
       <w:r>
         <w:rPr>
           <w:rFonts w:ascii="Microsoft YaHei" w:hAnsi="Microsoft YaHei" w:eastAsia="Microsoft YaHei"/>
-          <w:sz w:val="22"/>
         </w:rPr>
-        <w:t>| 155 | 148 |</w:t>
-      </w:r>
-    </w:p>
-    <w:p>
-      <w:r>
-        <w:rPr>
-          <w:rFonts w:ascii="Microsoft YaHei" w:hAnsi="Microsoft YaHei" w:eastAsia="Microsoft YaHei"/>
-          <w:sz w:val="22"/>
-        </w:rPr>
-        <w:t>| 149 | 139 |</w:t>
+        <w:t>149 | 139</w:t>
       </w:r>
     </w:p>
     <w:p/>
@@ -323,7 +277,6 @@
       <w:r>
         <w:rPr>
           <w:rFonts w:ascii="Microsoft YaHei" w:hAnsi="Microsoft YaHei" w:eastAsia="Microsoft YaHei"/>
-          <w:sz w:val="22"/>
         </w:rPr>
         <w:t>练习：Analyze &gt; Compare Means &gt; Paired-Samples T Test。</w:t>
       </w:r>
@@ -342,7 +295,6 @@
       <w:r>
         <w:rPr>
           <w:rFonts w:ascii="Microsoft YaHei" w:hAnsi="Microsoft YaHei" w:eastAsia="Microsoft YaHei"/>
-          <w:sz w:val="22"/>
         </w:rPr>
         <w:t>变量：</w:t>
       </w:r>
@@ -355,7 +307,6 @@
       <w:r>
         <w:rPr>
           <w:rFonts w:ascii="Microsoft YaHei" w:hAnsi="Microsoft YaHei" w:eastAsia="Microsoft YaHei"/>
-          <w:sz w:val="22"/>
         </w:rPr>
         <w:t>dose：1=低剂量，2=中剂量，3=高剂量</w:t>
       </w:r>
@@ -367,7 +318,6 @@
       <w:r>
         <w:rPr>
           <w:rFonts w:ascii="Microsoft YaHei" w:hAnsi="Microsoft YaHei" w:eastAsia="Microsoft YaHei"/>
-          <w:sz w:val="22"/>
         </w:rPr>
         <w:t>value：指标值</w:t>
       </w:r>
@@ -377,126 +327,104 @@
       <w:r>
         <w:rPr>
           <w:rFonts w:ascii="Microsoft YaHei" w:hAnsi="Microsoft YaHei" w:eastAsia="Microsoft YaHei"/>
-          <w:sz w:val="22"/>
         </w:rPr>
-        <w:t>| dose | value |</w:t>
+        <w:t>dose | value</w:t>
       </w:r>
     </w:p>
     <w:p>
       <w:r>
         <w:rPr>
           <w:rFonts w:ascii="Microsoft YaHei" w:hAnsi="Microsoft YaHei" w:eastAsia="Microsoft YaHei"/>
-          <w:sz w:val="22"/>
         </w:rPr>
-        <w:t>|---:|---:|</w:t>
+        <w:t>1 | 20</w:t>
       </w:r>
     </w:p>
     <w:p>
       <w:r>
         <w:rPr>
           <w:rFonts w:ascii="Microsoft YaHei" w:hAnsi="Microsoft YaHei" w:eastAsia="Microsoft YaHei"/>
-          <w:sz w:val="22"/>
         </w:rPr>
-        <w:t>| 1 | 20 |</w:t>
+        <w:t>1 | 22</w:t>
       </w:r>
     </w:p>
     <w:p>
       <w:r>
         <w:rPr>
           <w:rFonts w:ascii="Microsoft YaHei" w:hAnsi="Microsoft YaHei" w:eastAsia="Microsoft YaHei"/>
-          <w:sz w:val="22"/>
         </w:rPr>
-        <w:t>| 1 | 22 |</w:t>
+        <w:t>1 | 19</w:t>
       </w:r>
     </w:p>
     <w:p>
       <w:r>
         <w:rPr>
           <w:rFonts w:ascii="Microsoft YaHei" w:hAnsi="Microsoft YaHei" w:eastAsia="Microsoft YaHei"/>
-          <w:sz w:val="22"/>
         </w:rPr>
-        <w:t>| 1 | 19 |</w:t>
+        <w:t>1 | 21</w:t>
       </w:r>
     </w:p>
     <w:p>
       <w:r>
         <w:rPr>
           <w:rFonts w:ascii="Microsoft YaHei" w:hAnsi="Microsoft YaHei" w:eastAsia="Microsoft YaHei"/>
-          <w:sz w:val="22"/>
         </w:rPr>
-        <w:t>| 1 | 21 |</w:t>
+        <w:t>2 | 25</w:t>
       </w:r>
     </w:p>
     <w:p>
       <w:r>
         <w:rPr>
           <w:rFonts w:ascii="Microsoft YaHei" w:hAnsi="Microsoft YaHei" w:eastAsia="Microsoft YaHei"/>
-          <w:sz w:val="22"/>
         </w:rPr>
-        <w:t>| 2 | 25 |</w:t>
+        <w:t>2 | 27</w:t>
       </w:r>
     </w:p>
     <w:p>
       <w:r>
         <w:rPr>
           <w:rFonts w:ascii="Microsoft YaHei" w:hAnsi="Microsoft YaHei" w:eastAsia="Microsoft YaHei"/>
-          <w:sz w:val="22"/>
         </w:rPr>
-        <w:t>| 2 | 27 |</w:t>
+        <w:t>2 | 26</w:t>
       </w:r>
     </w:p>
     <w:p>
       <w:r>
         <w:rPr>
           <w:rFonts w:ascii="Microsoft YaHei" w:hAnsi="Microsoft YaHei" w:eastAsia="Microsoft YaHei"/>
-          <w:sz w:val="22"/>
         </w:rPr>
-        <w:t>| 2 | 26 |</w:t>
+        <w:t>2 | 24</w:t>
       </w:r>
     </w:p>
     <w:p>
       <w:r>
         <w:rPr>
           <w:rFonts w:ascii="Microsoft YaHei" w:hAnsi="Microsoft YaHei" w:eastAsia="Microsoft YaHei"/>
-          <w:sz w:val="22"/>
         </w:rPr>
-        <w:t>| 2 | 24 |</w:t>
+        <w:t>3 | 30</w:t>
       </w:r>
     </w:p>
     <w:p>
       <w:r>
         <w:rPr>
           <w:rFonts w:ascii="Microsoft YaHei" w:hAnsi="Microsoft YaHei" w:eastAsia="Microsoft YaHei"/>
-          <w:sz w:val="22"/>
         </w:rPr>
-        <w:t>| 3 | 30 |</w:t>
+        <w:t>3 | 32</w:t>
       </w:r>
     </w:p>
     <w:p>
       <w:r>
         <w:rPr>
           <w:rFonts w:ascii="Microsoft YaHei" w:hAnsi="Microsoft YaHei" w:eastAsia="Microsoft YaHei"/>
-          <w:sz w:val="22"/>
         </w:rPr>
-        <w:t>| 3 | 32 |</w:t>
+        <w:t>3 | 31</w:t>
       </w:r>
     </w:p>
     <w:p>
       <w:r>
         <w:rPr>
           <w:rFonts w:ascii="Microsoft YaHei" w:hAnsi="Microsoft YaHei" w:eastAsia="Microsoft YaHei"/>
-          <w:sz w:val="22"/>
         </w:rPr>
-        <w:t>| 3 | 31 |</w:t>
-      </w:r>
-    </w:p>
-    <w:p>
-      <w:r>
-        <w:rPr>
-          <w:rFonts w:ascii="Microsoft YaHei" w:hAnsi="Microsoft YaHei" w:eastAsia="Microsoft YaHei"/>
-          <w:sz w:val="22"/>
-        </w:rPr>
-        <w:t>| 3 | 29 |</w:t>
+        <w:t>3 | 29</w:t>
       </w:r>
     </w:p>
     <w:p/>
@@ -504,7 +432,6 @@
       <w:r>
         <w:rPr>
           <w:rFonts w:ascii="Microsoft YaHei" w:hAnsi="Microsoft YaHei" w:eastAsia="Microsoft YaHei"/>
-          <w:sz w:val="22"/>
         </w:rPr>
         <w:t>练习：Analyze &gt; Compare Means &gt; One-Way ANOVA。</w:t>
       </w:r>
@@ -523,7 +450,6 @@
       <w:r>
         <w:rPr>
           <w:rFonts w:ascii="Microsoft YaHei" w:hAnsi="Microsoft YaHei" w:eastAsia="Microsoft YaHei"/>
-          <w:sz w:val="22"/>
         </w:rPr>
         <w:t>变量：</w:t>
       </w:r>
@@ -536,7 +462,6 @@
       <w:r>
         <w:rPr>
           <w:rFonts w:ascii="Microsoft YaHei" w:hAnsi="Microsoft YaHei" w:eastAsia="Microsoft YaHei"/>
-          <w:sz w:val="22"/>
         </w:rPr>
         <w:t>group：1=治疗组，2=对照组</w:t>
       </w:r>
@@ -548,7 +473,6 @@
       <w:r>
         <w:rPr>
           <w:rFonts w:ascii="Microsoft YaHei" w:hAnsi="Microsoft YaHei" w:eastAsia="Microsoft YaHei"/>
-          <w:sz w:val="22"/>
         </w:rPr>
         <w:t>effect：1=有效，0=无效</w:t>
       </w:r>
@@ -558,126 +482,104 @@
       <w:r>
         <w:rPr>
           <w:rFonts w:ascii="Microsoft YaHei" w:hAnsi="Microsoft YaHei" w:eastAsia="Microsoft YaHei"/>
-          <w:sz w:val="22"/>
         </w:rPr>
-        <w:t>| group | effect |</w:t>
+        <w:t>group | effect</w:t>
       </w:r>
     </w:p>
     <w:p>
       <w:r>
         <w:rPr>
           <w:rFonts w:ascii="Microsoft YaHei" w:hAnsi="Microsoft YaHei" w:eastAsia="Microsoft YaHei"/>
-          <w:sz w:val="22"/>
         </w:rPr>
-        <w:t>|---:|---:|</w:t>
+        <w:t>1 | 1</w:t>
       </w:r>
     </w:p>
     <w:p>
       <w:r>
         <w:rPr>
           <w:rFonts w:ascii="Microsoft YaHei" w:hAnsi="Microsoft YaHei" w:eastAsia="Microsoft YaHei"/>
-          <w:sz w:val="22"/>
         </w:rPr>
-        <w:t>| 1 | 1 |</w:t>
+        <w:t>1 | 1</w:t>
       </w:r>
     </w:p>
     <w:p>
       <w:r>
         <w:rPr>
           <w:rFonts w:ascii="Microsoft YaHei" w:hAnsi="Microsoft YaHei" w:eastAsia="Microsoft YaHei"/>
-          <w:sz w:val="22"/>
         </w:rPr>
-        <w:t>| 1 | 1 |</w:t>
+        <w:t>1 | 1</w:t>
       </w:r>
     </w:p>
     <w:p>
       <w:r>
         <w:rPr>
           <w:rFonts w:ascii="Microsoft YaHei" w:hAnsi="Microsoft YaHei" w:eastAsia="Microsoft YaHei"/>
-          <w:sz w:val="22"/>
         </w:rPr>
-        <w:t>| 1 | 1 |</w:t>
+        <w:t>1 | 1</w:t>
       </w:r>
     </w:p>
     <w:p>
       <w:r>
         <w:rPr>
           <w:rFonts w:ascii="Microsoft YaHei" w:hAnsi="Microsoft YaHei" w:eastAsia="Microsoft YaHei"/>
-          <w:sz w:val="22"/>
         </w:rPr>
-        <w:t>| 1 | 1 |</w:t>
+        <w:t>1 | 0</w:t>
       </w:r>
     </w:p>
     <w:p>
       <w:r>
         <w:rPr>
           <w:rFonts w:ascii="Microsoft YaHei" w:hAnsi="Microsoft YaHei" w:eastAsia="Microsoft YaHei"/>
-          <w:sz w:val="22"/>
         </w:rPr>
-        <w:t>| 1 | 0 |</w:t>
+        <w:t>1 | 1</w:t>
       </w:r>
     </w:p>
     <w:p>
       <w:r>
         <w:rPr>
           <w:rFonts w:ascii="Microsoft YaHei" w:hAnsi="Microsoft YaHei" w:eastAsia="Microsoft YaHei"/>
-          <w:sz w:val="22"/>
         </w:rPr>
-        <w:t>| 1 | 1 |</w:t>
+        <w:t>2 | 1</w:t>
       </w:r>
     </w:p>
     <w:p>
       <w:r>
         <w:rPr>
           <w:rFonts w:ascii="Microsoft YaHei" w:hAnsi="Microsoft YaHei" w:eastAsia="Microsoft YaHei"/>
-          <w:sz w:val="22"/>
         </w:rPr>
-        <w:t>| 2 | 1 |</w:t>
+        <w:t>2 | 0</w:t>
       </w:r>
     </w:p>
     <w:p>
       <w:r>
         <w:rPr>
           <w:rFonts w:ascii="Microsoft YaHei" w:hAnsi="Microsoft YaHei" w:eastAsia="Microsoft YaHei"/>
-          <w:sz w:val="22"/>
         </w:rPr>
-        <w:t>| 2 | 0 |</w:t>
+        <w:t>2 | 0</w:t>
       </w:r>
     </w:p>
     <w:p>
       <w:r>
         <w:rPr>
           <w:rFonts w:ascii="Microsoft YaHei" w:hAnsi="Microsoft YaHei" w:eastAsia="Microsoft YaHei"/>
-          <w:sz w:val="22"/>
         </w:rPr>
-        <w:t>| 2 | 0 |</w:t>
+        <w:t>2 | 1</w:t>
       </w:r>
     </w:p>
     <w:p>
       <w:r>
         <w:rPr>
           <w:rFonts w:ascii="Microsoft YaHei" w:hAnsi="Microsoft YaHei" w:eastAsia="Microsoft YaHei"/>
-          <w:sz w:val="22"/>
         </w:rPr>
-        <w:t>| 2 | 1 |</w:t>
+        <w:t>2 | 0</w:t>
       </w:r>
     </w:p>
     <w:p>
       <w:r>
         <w:rPr>
           <w:rFonts w:ascii="Microsoft YaHei" w:hAnsi="Microsoft YaHei" w:eastAsia="Microsoft YaHei"/>
-          <w:sz w:val="22"/>
         </w:rPr>
-        <w:t>| 2 | 0 |</w:t>
-      </w:r>
-    </w:p>
-    <w:p>
-      <w:r>
-        <w:rPr>
-          <w:rFonts w:ascii="Microsoft YaHei" w:hAnsi="Microsoft YaHei" w:eastAsia="Microsoft YaHei"/>
-          <w:sz w:val="22"/>
-        </w:rPr>
-        <w:t>| 2 | 0 |</w:t>
+        <w:t>2 | 0</w:t>
       </w:r>
     </w:p>
     <w:p/>
@@ -685,7 +587,6 @@
       <w:r>
         <w:rPr>
           <w:rFonts w:ascii="Microsoft YaHei" w:hAnsi="Microsoft YaHei" w:eastAsia="Microsoft YaHei"/>
-          <w:sz w:val="22"/>
         </w:rPr>
         <w:t>练习：Analyze &gt; Descriptive Statistics &gt; Crosstabs。</w:t>
       </w:r>
@@ -704,7 +605,6 @@
       <w:r>
         <w:rPr>
           <w:rFonts w:ascii="Microsoft YaHei" w:hAnsi="Microsoft YaHei" w:eastAsia="Microsoft YaHei"/>
-          <w:sz w:val="22"/>
         </w:rPr>
         <w:t>变量：</w:t>
       </w:r>
@@ -717,7 +617,6 @@
       <w:r>
         <w:rPr>
           <w:rFonts w:ascii="Microsoft YaHei" w:hAnsi="Microsoft YaHei" w:eastAsia="Microsoft YaHei"/>
-          <w:sz w:val="22"/>
         </w:rPr>
         <w:t>age：年龄</w:t>
       </w:r>
@@ -729,7 +628,6 @@
       <w:r>
         <w:rPr>
           <w:rFonts w:ascii="Microsoft YaHei" w:hAnsi="Microsoft YaHei" w:eastAsia="Microsoft YaHei"/>
-          <w:sz w:val="22"/>
         </w:rPr>
         <w:t>sbp：收缩压</w:t>
       </w:r>
@@ -739,90 +637,72 @@
       <w:r>
         <w:rPr>
           <w:rFonts w:ascii="Microsoft YaHei" w:hAnsi="Microsoft YaHei" w:eastAsia="Microsoft YaHei"/>
-          <w:sz w:val="22"/>
         </w:rPr>
-        <w:t>| age | sbp |</w:t>
+        <w:t>age | sbp</w:t>
       </w:r>
     </w:p>
     <w:p>
       <w:r>
         <w:rPr>
           <w:rFonts w:ascii="Microsoft YaHei" w:hAnsi="Microsoft YaHei" w:eastAsia="Microsoft YaHei"/>
-          <w:sz w:val="22"/>
         </w:rPr>
-        <w:t>|---:|---:|</w:t>
+        <w:t>25 | 112</w:t>
       </w:r>
     </w:p>
     <w:p>
       <w:r>
         <w:rPr>
           <w:rFonts w:ascii="Microsoft YaHei" w:hAnsi="Microsoft YaHei" w:eastAsia="Microsoft YaHei"/>
-          <w:sz w:val="22"/>
         </w:rPr>
-        <w:t>| 25 | 112 |</w:t>
+        <w:t>30 | 118</w:t>
       </w:r>
     </w:p>
     <w:p>
       <w:r>
         <w:rPr>
           <w:rFonts w:ascii="Microsoft YaHei" w:hAnsi="Microsoft YaHei" w:eastAsia="Microsoft YaHei"/>
-          <w:sz w:val="22"/>
         </w:rPr>
-        <w:t>| 30 | 118 |</w:t>
+        <w:t>35 | 120</w:t>
       </w:r>
     </w:p>
     <w:p>
       <w:r>
         <w:rPr>
           <w:rFonts w:ascii="Microsoft YaHei" w:hAnsi="Microsoft YaHei" w:eastAsia="Microsoft YaHei"/>
-          <w:sz w:val="22"/>
         </w:rPr>
-        <w:t>| 35 | 120 |</w:t>
+        <w:t>40 | 126</w:t>
       </w:r>
     </w:p>
     <w:p>
       <w:r>
         <w:rPr>
           <w:rFonts w:ascii="Microsoft YaHei" w:hAnsi="Microsoft YaHei" w:eastAsia="Microsoft YaHei"/>
-          <w:sz w:val="22"/>
         </w:rPr>
-        <w:t>| 40 | 126 |</w:t>
+        <w:t>45 | 130</w:t>
       </w:r>
     </w:p>
     <w:p>
       <w:r>
         <w:rPr>
           <w:rFonts w:ascii="Microsoft YaHei" w:hAnsi="Microsoft YaHei" w:eastAsia="Microsoft YaHei"/>
-          <w:sz w:val="22"/>
         </w:rPr>
-        <w:t>| 45 | 130 |</w:t>
+        <w:t>50 | 135</w:t>
       </w:r>
     </w:p>
     <w:p>
       <w:r>
         <w:rPr>
           <w:rFonts w:ascii="Microsoft YaHei" w:hAnsi="Microsoft YaHei" w:eastAsia="Microsoft YaHei"/>
-          <w:sz w:val="22"/>
         </w:rPr>
-        <w:t>| 50 | 135 |</w:t>
+        <w:t>55 | 142</w:t>
       </w:r>
     </w:p>
     <w:p>
       <w:r>
         <w:rPr>
           <w:rFonts w:ascii="Microsoft YaHei" w:hAnsi="Microsoft YaHei" w:eastAsia="Microsoft YaHei"/>
-          <w:sz w:val="22"/>
         </w:rPr>
-        <w:t>| 55 | 142 |</w:t>
-      </w:r>
-    </w:p>
-    <w:p>
-      <w:r>
-        <w:rPr>
-          <w:rFonts w:ascii="Microsoft YaHei" w:hAnsi="Microsoft YaHei" w:eastAsia="Microsoft YaHei"/>
-          <w:sz w:val="22"/>
-        </w:rPr>
-        <w:t>| 60 | 148 |</w:t>
+        <w:t>60 | 148</w:t>
       </w:r>
     </w:p>
     <w:p/>
@@ -830,7 +710,6 @@
       <w:r>
         <w:rPr>
           <w:rFonts w:ascii="Microsoft YaHei" w:hAnsi="Microsoft YaHei" w:eastAsia="Microsoft YaHei"/>
-          <w:sz w:val="22"/>
         </w:rPr>
         <w:t>练习：</w:t>
       </w:r>
@@ -843,7 +722,6 @@
       <w:r>
         <w:rPr>
           <w:rFonts w:ascii="Microsoft YaHei" w:hAnsi="Microsoft YaHei" w:eastAsia="Microsoft YaHei"/>
-          <w:sz w:val="22"/>
         </w:rPr>
         <w:t>Analyze &gt; Correlate &gt; Bivariate</w:t>
       </w:r>
@@ -855,7 +733,6 @@
       <w:r>
         <w:rPr>
           <w:rFonts w:ascii="Microsoft YaHei" w:hAnsi="Microsoft YaHei" w:eastAsia="Microsoft YaHei"/>
-          <w:sz w:val="22"/>
         </w:rPr>
         <w:t>Analyze &gt; Regression &gt; Linear</w:t>
       </w:r>
@@ -874,7 +751,6 @@
       <w:r>
         <w:rPr>
           <w:rFonts w:ascii="Microsoft YaHei" w:hAnsi="Microsoft YaHei" w:eastAsia="Microsoft YaHei"/>
-          <w:sz w:val="22"/>
         </w:rPr>
         <w:t>变量：</w:t>
       </w:r>
@@ -887,7 +763,6 @@
       <w:r>
         <w:rPr>
           <w:rFonts w:ascii="Microsoft YaHei" w:hAnsi="Microsoft YaHei" w:eastAsia="Microsoft YaHei"/>
-          <w:sz w:val="22"/>
         </w:rPr>
         <w:t>disease：0=未患病，1=患病</w:t>
       </w:r>
@@ -899,7 +774,6 @@
       <w:r>
         <w:rPr>
           <w:rFonts w:ascii="Microsoft YaHei" w:hAnsi="Microsoft YaHei" w:eastAsia="Microsoft YaHei"/>
-          <w:sz w:val="22"/>
         </w:rPr>
         <w:t>smoke：0=不吸烟，1=吸烟</w:t>
       </w:r>
@@ -911,7 +785,6 @@
       <w:r>
         <w:rPr>
           <w:rFonts w:ascii="Microsoft YaHei" w:hAnsi="Microsoft YaHei" w:eastAsia="Microsoft YaHei"/>
-          <w:sz w:val="22"/>
         </w:rPr>
         <w:t>age：年龄</w:t>
       </w:r>
@@ -921,126 +794,104 @@
       <w:r>
         <w:rPr>
           <w:rFonts w:ascii="Microsoft YaHei" w:hAnsi="Microsoft YaHei" w:eastAsia="Microsoft YaHei"/>
-          <w:sz w:val="22"/>
         </w:rPr>
-        <w:t>| disease | smoke | age |</w:t>
+        <w:t>disease | smoke | age</w:t>
       </w:r>
     </w:p>
     <w:p>
       <w:r>
         <w:rPr>
           <w:rFonts w:ascii="Microsoft YaHei" w:hAnsi="Microsoft YaHei" w:eastAsia="Microsoft YaHei"/>
-          <w:sz w:val="22"/>
         </w:rPr>
-        <w:t>|---:|---:|---:|</w:t>
+        <w:t>0 | 0 | 28</w:t>
       </w:r>
     </w:p>
     <w:p>
       <w:r>
         <w:rPr>
           <w:rFonts w:ascii="Microsoft YaHei" w:hAnsi="Microsoft YaHei" w:eastAsia="Microsoft YaHei"/>
-          <w:sz w:val="22"/>
         </w:rPr>
-        <w:t>| 0 | 0 | 28 |</w:t>
+        <w:t>0 | 0 | 35</w:t>
       </w:r>
     </w:p>
     <w:p>
       <w:r>
         <w:rPr>
           <w:rFonts w:ascii="Microsoft YaHei" w:hAnsi="Microsoft YaHei" w:eastAsia="Microsoft YaHei"/>
-          <w:sz w:val="22"/>
         </w:rPr>
-        <w:t>| 0 | 0 | 35 |</w:t>
+        <w:t>0 | 1 | 40</w:t>
       </w:r>
     </w:p>
     <w:p>
       <w:r>
         <w:rPr>
           <w:rFonts w:ascii="Microsoft YaHei" w:hAnsi="Microsoft YaHei" w:eastAsia="Microsoft YaHei"/>
-          <w:sz w:val="22"/>
         </w:rPr>
-        <w:t>| 0 | 1 | 40 |</w:t>
+        <w:t>1 | 1 | 45</w:t>
       </w:r>
     </w:p>
     <w:p>
       <w:r>
         <w:rPr>
           <w:rFonts w:ascii="Microsoft YaHei" w:hAnsi="Microsoft YaHei" w:eastAsia="Microsoft YaHei"/>
-          <w:sz w:val="22"/>
         </w:rPr>
-        <w:t>| 1 | 1 | 45 |</w:t>
+        <w:t>1 | 1 | 52</w:t>
       </w:r>
     </w:p>
     <w:p>
       <w:r>
         <w:rPr>
           <w:rFonts w:ascii="Microsoft YaHei" w:hAnsi="Microsoft YaHei" w:eastAsia="Microsoft YaHei"/>
-          <w:sz w:val="22"/>
         </w:rPr>
-        <w:t>| 1 | 1 | 52 |</w:t>
+        <w:t>0 | 0 | 48</w:t>
       </w:r>
     </w:p>
     <w:p>
       <w:r>
         <w:rPr>
           <w:rFonts w:ascii="Microsoft YaHei" w:hAnsi="Microsoft YaHei" w:eastAsia="Microsoft YaHei"/>
-          <w:sz w:val="22"/>
         </w:rPr>
-        <w:t>| 0 | 0 | 48 |</w:t>
+        <w:t>1 | 1 | 60</w:t>
       </w:r>
     </w:p>
     <w:p>
       <w:r>
         <w:rPr>
           <w:rFonts w:ascii="Microsoft YaHei" w:hAnsi="Microsoft YaHei" w:eastAsia="Microsoft YaHei"/>
-          <w:sz w:val="22"/>
         </w:rPr>
-        <w:t>| 1 | 1 | 60 |</w:t>
+        <w:t>0 | 0 | 33</w:t>
       </w:r>
     </w:p>
     <w:p>
       <w:r>
         <w:rPr>
           <w:rFonts w:ascii="Microsoft YaHei" w:hAnsi="Microsoft YaHei" w:eastAsia="Microsoft YaHei"/>
-          <w:sz w:val="22"/>
         </w:rPr>
-        <w:t>| 0 | 0 | 33 |</w:t>
+        <w:t>1 | 1 | 58</w:t>
       </w:r>
     </w:p>
     <w:p>
       <w:r>
         <w:rPr>
           <w:rFonts w:ascii="Microsoft YaHei" w:hAnsi="Microsoft YaHei" w:eastAsia="Microsoft YaHei"/>
-          <w:sz w:val="22"/>
         </w:rPr>
-        <w:t>| 1 | 1 | 58 |</w:t>
+        <w:t>0 | 1 | 42</w:t>
       </w:r>
     </w:p>
     <w:p>
       <w:r>
         <w:rPr>
           <w:rFonts w:ascii="Microsoft YaHei" w:hAnsi="Microsoft YaHei" w:eastAsia="Microsoft YaHei"/>
-          <w:sz w:val="22"/>
         </w:rPr>
-        <w:t>| 0 | 1 | 42 |</w:t>
+        <w:t>1 | 0 | 63</w:t>
       </w:r>
     </w:p>
     <w:p>
       <w:r>
         <w:rPr>
           <w:rFonts w:ascii="Microsoft YaHei" w:hAnsi="Microsoft YaHei" w:eastAsia="Microsoft YaHei"/>
-          <w:sz w:val="22"/>
         </w:rPr>
-        <w:t>| 1 | 0 | 63 |</w:t>
-      </w:r>
-    </w:p>
-    <w:p>
-      <w:r>
-        <w:rPr>
-          <w:rFonts w:ascii="Microsoft YaHei" w:hAnsi="Microsoft YaHei" w:eastAsia="Microsoft YaHei"/>
-          <w:sz w:val="22"/>
-        </w:rPr>
-        <w:t>| 1 | 1 | 55 |</w:t>
+        <w:t>1 | 1 | 55</w:t>
       </w:r>
     </w:p>
     <w:p/>
@@ -1048,7 +899,6 @@
       <w:r>
         <w:rPr>
           <w:rFonts w:ascii="Microsoft YaHei" w:hAnsi="Microsoft YaHei" w:eastAsia="Microsoft YaHei"/>
-          <w:sz w:val="22"/>
         </w:rPr>
         <w:t>练习：Analyze &gt; Regression &gt; Binary Logistic。</w:t>
       </w:r>
@@ -1429,7 +1279,7 @@
     <w:rsid w:val="00FC693F"/>
     <w:rPr>
       <w:rFonts w:ascii="Microsoft YaHei" w:hAnsi="Microsoft YaHei" w:eastAsia="Microsoft YaHei"/>
-      <w:sz w:val="22"/>
+      <w:sz w:val="21"/>
     </w:rPr>
   </w:style>
   <w:style w:type="paragraph" w:styleId="Header">
